--- a/policies/build/sop_record_masters/AAC/SOP_AAC.6.a_laboratory_safety_programme.docx
+++ b/policies/build/sop_record_masters/AAC/SOP_AAC.6.a_laboratory_safety_programme.docx
@@ -42,7 +42,7 @@
           </w:p>
           <w:p>
             <w:r>
-              <w:t>This SOP explains how «Hospital Name» protects laboratory staff and patients from laboratory-specific hazards. If you're new to this SOP: biomedical waste segregation and disposal is a statutory requirement under the Bio-Medical Waste Management Rules, 2016 — it applies regardless of accreditation status.</w:t>
+              <w:t>This SOP explains how «Hospital Name» protects laboratory staff and patients from laboratory-specific hazards, including through staff immunisation and a stocked spill kit, not just PPE on paper. If you're new to this SOP: biomedical waste segregation and disposal is a statutory requirement under the Bio-Medical Waste Management Rules, 2016 — it applies regardless of accreditation status.</w:t>
             </w:r>
           </w:p>
         </w:tc>
@@ -208,7 +208,7 @@
     </w:p>
     <w:p>
       <w:r>
-        <w:t>This SOP sets out how «Hospital Name» implements a laboratory safety programme covering personal protective equipment, biosafety practice, and safe handling and disposal of biomedical waste, so laboratory staff and patients are protected from the specific hazards of laboratory work.</w:t>
+        <w:t>This SOP sets out how «Hospital Name» implements a laboratory safety programme covering personal protective equipment, biosafety practice, staff immunisation against occupational exposure, and safe handling and disposal of biomedical waste, so laboratory staff and patients are protected from the specific hazards of laboratory work.</w:t>
       </w:r>
     </w:p>
     <w:p>
@@ -240,7 +240,7 @@
         <w:t xml:space="preserve">Laboratory In-Charge: </w:t>
       </w:r>
       <w:r>
-        <w:t>implements and documents the laboratory safety programme, and ensures PPE and biosafety practice are followed.</w:t>
+        <w:t>implements and documents the laboratory safety programme, tracks staff immunisation status, and ensures PPE and biosafety practice are followed.</w:t>
       </w:r>
     </w:p>
     <w:p>
@@ -251,7 +251,7 @@
         <w:t xml:space="preserve">Laboratory Staff: </w:t>
       </w:r>
       <w:r>
-        <w:t>follow PPE and biosafety requirements and report any safety incident immediately.</w:t>
+        <w:t>follow PPE and biosafety requirements, maintain their immunisation status, and report any safety incident immediately.</w:t>
       </w:r>
     </w:p>
     <w:p>
@@ -267,7 +267,7 @@
         <w:pStyle w:val="Heading2"/>
       </w:pPr>
       <w:r>
-        <w:t>4.1 Implement PPE and biosafety practice</w:t>
+        <w:t>4.1 Implement PPE, biosafety practice and staff immunisation</w:t>
       </w:r>
     </w:p>
     <w:p>
@@ -278,7 +278,7 @@
         <w:t xml:space="preserve">Why this step matters: </w:t>
       </w:r>
       <w:r>
-        <w:t>A laboratory where PPE use depends on individual habit, not a written programme, is one safety lapse away from an exposure incident — the programme has to be documented and checked, not assumed.</w:t>
+        <w:t>A laboratory where PPE use depends on individual habit, not a written programme, and where staff immunisation against occupational exposure (such as Hepatitis B) is not tracked, is one lapse away from an avoidable exposure incident.</w:t>
       </w:r>
     </w:p>
     <w:p>
@@ -288,7 +288,12 @@
     </w:p>
     <w:p>
       <w:r>
-        <w:t>2. Biosafety practice for specimen handling, spill response, and sharps disposal follows written guidance. (Record 1)</w:t>
+        <w:t>2. Biosafety practice for specimen handling, spill response, and sharps disposal follows written guidance, and a spill kit is checked and restocked on a defined schedule.</w:t>
+      </w:r>
+    </w:p>
+    <w:p>
+      <w:r>
+        <w:t>3. Every laboratory staff member's occupational immunisation status (e.g. Hepatitis B) is recorded, and staff found non-immune are offered vaccination. (Record 1)</w:t>
       </w:r>
     </w:p>
     <w:p>
@@ -346,7 +351,7 @@
     </w:p>
     <w:p>
       <w:r>
-        <w:t>2. Any safety incident (needlestick, spill, exposure) is reported immediately and logged. (Record 1)</w:t>
+        <w:t>2. Any safety incident (needlestick, spill, exposure) is reported immediately and logged, with post-exposure follow-up (e.g. source-patient screening, prophylaxis where indicated) documented. (Record 2)</w:t>
       </w:r>
     </w:p>
     <w:p>
@@ -388,7 +393,7 @@
     </w:p>
     <w:p>
       <w:r>
-        <w:t>This SOP produces and maintains Records 1 (see the AAC.6 Records folder).</w:t>
+        <w:t>This SOP produces and maintains Records 1-2 (see the AAC.6 Records folder).</w:t>
       </w:r>
     </w:p>
     <w:p>

--- a/policies/build/sop_record_masters/AAC/SOP_AAC.6.a_laboratory_safety_programme.docx
+++ b/policies/build/sop_record_masters/AAC/SOP_AAC.6.a_laboratory_safety_programme.docx
@@ -308,6 +308,7 @@
     <w:p>
       <w:pPr>
         <w:pStyle w:val="ListParagraph"/>
+        <w:spacing w:after="200" w:before="40"/>
       </w:pPr>
       <w:r>
         <w:t xml:space="preserve">Ministry of Environment, Forest and Climate Change, Government of India. (2016). </w:t>
@@ -366,6 +367,7 @@
     <w:p>
       <w:pPr>
         <w:pStyle w:val="ListParagraph"/>
+        <w:spacing w:after="200" w:before="40"/>
       </w:pPr>
       <w:r>
         <w:t xml:space="preserve">Ministry of Environment, Forest and Climate Change, Government of India. (2016). </w:t>
@@ -431,6 +433,7 @@
     <w:p>
       <w:pPr>
         <w:pStyle w:val="ListParagraph"/>
+        <w:spacing w:after="200" w:before="40"/>
       </w:pPr>
       <w:r>
         <w:t xml:space="preserve">National Accreditation Board for Hospitals and Healthcare Providers. (2022). Standards for Small Healthcare Organisations (3rd ed.). </w:t>

--- a/policies/build/sop_record_masters/AAC/SOP_AAC.6.a_laboratory_safety_programme.docx
+++ b/policies/build/sop_record_masters/AAC/SOP_AAC.6.a_laboratory_safety_programme.docx
@@ -308,10 +308,11 @@
     <w:p>
       <w:pPr>
         <w:pStyle w:val="ListParagraph"/>
-        <w:spacing w:after="200" w:before="40"/>
+        <w:spacing w:after="240" w:before="80"/>
+        <w:contextualSpacing w:val="0"/>
       </w:pPr>
       <w:r>
-        <w:t xml:space="preserve">Ministry of Environment, Forest and Climate Change, Government of India. (2016). </w:t>
+        <w:t xml:space="preserve">• Ministry of Environment, Forest and Climate Change, Government of India. (2016). </w:t>
       </w:r>
       <w:hyperlink r:id="rId9">
         <w:r>
@@ -367,10 +368,11 @@
     <w:p>
       <w:pPr>
         <w:pStyle w:val="ListParagraph"/>
-        <w:spacing w:after="200" w:before="40"/>
+        <w:spacing w:after="240" w:before="80"/>
+        <w:contextualSpacing w:val="0"/>
       </w:pPr>
       <w:r>
-        <w:t xml:space="preserve">Ministry of Environment, Forest and Climate Change, Government of India. (2016). </w:t>
+        <w:t xml:space="preserve">• Ministry of Environment, Forest and Climate Change, Government of India. (2016). </w:t>
       </w:r>
       <w:hyperlink r:id="rId9">
         <w:r>
@@ -433,10 +435,11 @@
     <w:p>
       <w:pPr>
         <w:pStyle w:val="ListParagraph"/>
-        <w:spacing w:after="200" w:before="40"/>
+        <w:spacing w:after="240" w:before="80"/>
+        <w:contextualSpacing w:val="0"/>
       </w:pPr>
       <w:r>
-        <w:t xml:space="preserve">National Accreditation Board for Hospitals and Healthcare Providers. (2022). Standards for Small Healthcare Organisations (3rd ed.). </w:t>
+        <w:t xml:space="preserve">• National Accreditation Board for Hospitals and Healthcare Providers. (2022). Standards for Small Healthcare Organisations (3rd ed.). </w:t>
       </w:r>
       <w:hyperlink r:id="rId10">
         <w:r>

--- a/policies/build/sop_record_masters/AAC/SOP_AAC.6.a_laboratory_safety_programme.docx
+++ b/policies/build/sop_record_masters/AAC/SOP_AAC.6.a_laboratory_safety_programme.docx
@@ -14,40 +14,9 @@
     </w:p>
     <w:p>
       <w:r>
-        <w:t>«Hospital Name» — Supports AAC.6.a</w:t>
+        <w:t>«Hospital Name» — SOP-AAC.6.a — Version 1.0</w:t>
       </w:r>
     </w:p>
-    <w:p/>
-    <w:tbl>
-      <w:tblPr>
-        <w:tblStyle w:val="TableGrid"/>
-        <w:tblW w:type="auto" w:w="0"/>
-        <w:tblLook w:firstColumn="1" w:firstRow="1" w:lastColumn="0" w:lastRow="0" w:noHBand="0" w:noVBand="1" w:val="04A0"/>
-      </w:tblPr>
-      <w:tblGrid>
-        <w:gridCol w:w="8640"/>
-      </w:tblGrid>
-      <w:tr>
-        <w:tc>
-          <w:tcPr>
-            <w:tcW w:type="dxa" w:w="8640"/>
-          </w:tcPr>
-          <w:p>
-            <w:r>
-              <w:rPr>
-                <w:b/>
-              </w:rPr>
-              <w:t>Why does this SOP exist? (read this first if you're new)</w:t>
-            </w:r>
-          </w:p>
-          <w:p>
-            <w:r>
-              <w:t>This SOP explains how «Hospital Name» protects laboratory staff and patients from laboratory-specific hazards, including through staff immunisation and a stocked spill kit, not just PPE on paper. If you're new to this SOP: biomedical waste segregation and disposal is a statutory requirement under the Bio-Medical Waste Management Rules, 2016 — it applies regardless of accreditation status.</w:t>
-            </w:r>
-          </w:p>
-        </w:tc>
-      </w:tr>
-    </w:tbl>
     <w:p/>
     <w:tbl>
       <w:tblPr>
@@ -62,9 +31,6 @@
         <w:gridCol w:w="2160"/>
       </w:tblGrid>
       <w:tr>
-        <w:trPr>
-          <w:cantSplit/>
-        </w:trPr>
         <w:tc>
           <w:tcPr>
             <w:tcW w:type="dxa" w:w="2160"/>
@@ -81,7 +47,7 @@
           </w:tcPr>
           <w:p>
             <w:r>
-              <w:t>«Hospital to define»</w:t>
+              <w:t>SOP-AAC.6.a</w:t>
             </w:r>
           </w:p>
         </w:tc>
@@ -107,9 +73,6 @@
         </w:tc>
       </w:tr>
       <w:tr>
-        <w:trPr>
-          <w:cantSplit/>
-        </w:trPr>
         <w:tc>
           <w:tcPr>
             <w:tcW w:type="dxa" w:w="2160"/>
@@ -151,51 +114,6 @@
           </w:p>
         </w:tc>
       </w:tr>
-      <w:tr>
-        <w:trPr>
-          <w:cantSplit/>
-        </w:trPr>
-        <w:tc>
-          <w:tcPr>
-            <w:tcW w:type="dxa" w:w="2160"/>
-          </w:tcPr>
-          <w:p>
-            <w:r>
-              <w:t>Prepared By</w:t>
-            </w:r>
-          </w:p>
-        </w:tc>
-        <w:tc>
-          <w:tcPr>
-            <w:tcW w:type="dxa" w:w="2160"/>
-          </w:tcPr>
-          <w:p>
-            <w:r>
-              <w:t>Quality Coordinator   Name: ________   Signature: ________</w:t>
-            </w:r>
-          </w:p>
-        </w:tc>
-        <w:tc>
-          <w:tcPr>
-            <w:tcW w:type="dxa" w:w="2160"/>
-          </w:tcPr>
-          <w:p>
-            <w:r>
-              <w:t>Approved By</w:t>
-            </w:r>
-          </w:p>
-        </w:tc>
-        <w:tc>
-          <w:tcPr>
-            <w:tcW w:type="dxa" w:w="2160"/>
-          </w:tcPr>
-          <w:p>
-            <w:r>
-              <w:t>Medical Superintendent   Name: ________   Signature: ________</w:t>
-            </w:r>
-          </w:p>
-        </w:tc>
-      </w:tr>
     </w:tbl>
     <w:p/>
     <w:p>
@@ -206,9 +124,78 @@
         <w:t>1. Purpose</w:t>
       </w:r>
     </w:p>
+    <w:tbl>
+      <w:tblPr>
+        <w:tblStyle w:val="TableGrid"/>
+        <w:tblW w:type="auto" w:w="0"/>
+        <w:tblLook w:firstColumn="1" w:firstRow="1" w:lastColumn="0" w:lastRow="0" w:noHBand="0" w:noVBand="1" w:val="04A0"/>
+      </w:tblPr>
+      <w:tblGrid>
+        <w:gridCol w:w="8640"/>
+      </w:tblGrid>
+      <w:tr>
+        <w:tc>
+          <w:tcPr>
+            <w:tcW w:type="dxa" w:w="8640"/>
+          </w:tcPr>
+          <w:p>
+            <w:r>
+              <w:t>This SOP sets out how «Hospital Name» implements a laboratory safety programme covering personal protective equipment, biosafety practice, staff immunisation against occupational exposure, and safe handling and disposal of biomedical waste, so laboratory staff and patients are protected from the specific hazards of laboratory work.</w:t>
+            </w:r>
+          </w:p>
+        </w:tc>
+      </w:tr>
+    </w:tbl>
+    <w:p/>
+    <w:tbl>
+      <w:tblPr>
+        <w:tblStyle w:val="TableGrid"/>
+        <w:tblW w:type="auto" w:w="0"/>
+        <w:tblLook w:firstColumn="1" w:firstRow="1" w:lastColumn="0" w:lastRow="0" w:noHBand="0" w:noVBand="1" w:val="04A0"/>
+      </w:tblPr>
+      <w:tblGrid>
+        <w:gridCol w:w="8640"/>
+      </w:tblGrid>
+      <w:tr>
+        <w:tc>
+          <w:tcPr>
+            <w:tcW w:type="dxa" w:w="8640"/>
+          </w:tcPr>
+          <w:p>
+            <w:r>
+              <w:t>A lab staff member gets a needlestick injury during specimen handling. This SOP is what gets it reported and logged immediately, with post-exposure follow-up documented -- not treated as something to mention informally and move on from.</w:t>
+            </w:r>
+          </w:p>
+        </w:tc>
+      </w:tr>
+    </w:tbl>
+    <w:p/>
+    <w:tbl>
+      <w:tblPr>
+        <w:tblStyle w:val="TableGrid"/>
+        <w:tblW w:type="auto" w:w="0"/>
+        <w:tblLook w:firstColumn="1" w:firstRow="1" w:lastColumn="0" w:lastRow="0" w:noHBand="0" w:noVBand="1" w:val="04A0"/>
+      </w:tblPr>
+      <w:tblGrid>
+        <w:gridCol w:w="8640"/>
+      </w:tblGrid>
+      <w:tr>
+        <w:tc>
+          <w:tcPr>
+            <w:tcW w:type="dxa" w:w="8640"/>
+          </w:tcPr>
+          <w:p>
+            <w:r>
+              <w:t>We do this because a laboratory where PPE use depends on individual habit, not a written programme, and where staff immunisation against occupational exposure is not tracked, is one lapse away from an avoidable exposure incident -- to a staff member, not just a specimen.</w:t>
+            </w:r>
+          </w:p>
+        </w:tc>
+      </w:tr>
+    </w:tbl>
+    <w:p/>
     <w:p>
       <w:r>
-        <w:t>This SOP sets out how «Hospital Name» implements a laboratory safety programme covering personal protective equipment, biosafety practice, staff immunisation against occupational exposure, and safe handling and disposal of biomedical waste, so laboratory staff and patients are protected from the specific hazards of laboratory work.</w:t>
+        <w:t>To define how «Hospital Name» implements a laboratory safety programme covering PPE, biosafety practice, staff immunisation, and biomedical waste handling and disposal.</w:t>
       </w:r>
     </w:p>
     <w:p>
@@ -221,7 +208,18 @@
     </w:p>
     <w:p>
       <w:r>
-        <w:t>This SOP applies to every laboratory staff member and to the Laboratory In-Charge at «Hospital Name».</w:t>
+        <w:rPr>
+          <w:i/>
+        </w:rPr>
+        <w:t xml:space="preserve">Why: </w:t>
+      </w:r>
+      <w:r>
+        <w:t>so every laboratory staff member -- not just the person in charge -- follows the same safety practice.</w:t>
+      </w:r>
+    </w:p>
+    <w:p>
+      <w:r>
+        <w:t>Applies to every laboratory staff member and to the Laboratory In-Charge.</w:t>
       </w:r>
     </w:p>
     <w:p>
@@ -235,12 +233,23 @@
     <w:p>
       <w:r>
         <w:rPr>
+          <w:i/>
+        </w:rPr>
+        <w:t xml:space="preserve">Why: </w:t>
+      </w:r>
+      <w:r>
+        <w:t>a safety incident nobody reports, or an immunisation gap nobody tracks, leaves staff exposed without anyone knowing.</w:t>
+      </w:r>
+    </w:p>
+    <w:p>
+      <w:r>
+        <w:rPr>
           <w:b/>
         </w:rPr>
         <w:t xml:space="preserve">Laboratory In-Charge: </w:t>
       </w:r>
       <w:r>
-        <w:t>implements and documents the laboratory safety programme, tracks staff immunisation status, and ensures PPE and biosafety practice are followed.</w:t>
+        <w:t>Implements and documents the laboratory safety programme, tracks staff immunisation status, and ensures PPE and biosafety practice are followed.</w:t>
       </w:r>
     </w:p>
     <w:p>
@@ -251,7 +260,7 @@
         <w:t xml:space="preserve">Laboratory Staff: </w:t>
       </w:r>
       <w:r>
-        <w:t>follow PPE and biosafety requirements, maintain their immunisation status, and report any safety incident immediately.</w:t>
+        <w:t>Follow PPE and biosafety requirements, maintain their immunisation status, and report any safety incident immediately.</w:t>
       </w:r>
     </w:p>
     <w:p>
@@ -259,7 +268,7 @@
         <w:pStyle w:val="Heading1"/>
       </w:pPr>
       <w:r>
-        <w:t>4. Procedure</w:t>
+        <w:t>4. What to do</w:t>
       </w:r>
     </w:p>
     <w:p>
@@ -267,15 +276,15 @@
         <w:pStyle w:val="Heading2"/>
       </w:pPr>
       <w:r>
-        <w:t>4.1 Implement PPE, biosafety practice and staff immunisation</w:t>
+        <w:t>Implement PPE, biosafety practice and staff immunisation</w:t>
       </w:r>
     </w:p>
     <w:p>
       <w:r>
         <w:rPr>
-          <w:b/>
+          <w:i/>
         </w:rPr>
-        <w:t xml:space="preserve">Why this step matters: </w:t>
+        <w:t xml:space="preserve">Why: </w:t>
       </w:r>
       <w:r>
         <w:t>A laboratory where PPE use depends on individual habit, not a written programme, and where staff immunisation against occupational exposure (such as Hepatitis B) is not tracked, is one lapse away from an avoidable exposure incident.</w:t>
@@ -283,48 +292,17 @@
     </w:p>
     <w:p>
       <w:r>
-        <w:t>1. Personal protective equipment (gloves, coats, eye protection as applicable) is provided and its use is checked periodically.</w:t>
+        <w:t>Personal protective equipment -- gloves, coats, eye protection as applicable -- is provided and its use is checked periodically.</w:t>
       </w:r>
     </w:p>
     <w:p>
       <w:r>
-        <w:t>2. Biosafety practice for specimen handling, spill response, and sharps disposal follows written guidance, and a spill kit is checked and restocked on a defined schedule.</w:t>
+        <w:t>Biosafety practice for specimen handling, spill response, and sharps disposal follows written guidance, and a spill kit is checked and restocked on a defined schedule.</w:t>
       </w:r>
     </w:p>
     <w:p>
       <w:r>
-        <w:t>3. Every laboratory staff member's occupational immunisation status (e.g. Hepatitis B) is recorded, and staff found non-immune are offered vaccination. (Record 1)</w:t>
-      </w:r>
-    </w:p>
-    <w:p>
-      <w:r>
-        <w:rPr>
-          <w:b/>
-          <w:i/>
-        </w:rPr>
-        <w:t xml:space="preserve">Technical source(s) for these steps: </w:t>
-      </w:r>
-    </w:p>
-    <w:p>
-      <w:pPr>
-        <w:pStyle w:val="ListParagraph"/>
-        <w:spacing w:after="240" w:before="80"/>
-        <w:contextualSpacing w:val="0"/>
-      </w:pPr>
-      <w:r>
-        <w:t xml:space="preserve">• Ministry of Environment, Forest and Climate Change, Government of India. (2016). </w:t>
-      </w:r>
-      <w:hyperlink r:id="rId9">
-        <w:r>
-          <w:rPr>
-            <w:color w:val="0563C1"/>
-            <w:u w:val="single"/>
-          </w:rPr>
-          <w:t>Bio-Medical Waste Management Rules, 2016 (G.S.R. 343(E), 28-Mar-2016)</w:t>
-        </w:r>
-      </w:hyperlink>
-      <w:r>
-        <w:t>. Statutory requirement for segregation, handling and disposal of specimens and biomedical waste, administered by the Central Pollution Control Board.</w:t>
+        <w:t>Every laboratory staff member's occupational immunisation status (Hepatitis B, for example) is recorded, and staff found non-immune are offered vaccination.</w:t>
       </w:r>
     </w:p>
     <w:p>
@@ -332,59 +310,28 @@
         <w:pStyle w:val="Heading2"/>
       </w:pPr>
       <w:r>
-        <w:t>4.2 Manage biomedical waste</w:t>
+        <w:t>Manage biomedical waste</w:t>
       </w:r>
     </w:p>
     <w:p>
       <w:r>
         <w:rPr>
-          <w:b/>
+          <w:i/>
         </w:rPr>
-        <w:t xml:space="preserve">Why this step matters: </w:t>
+        <w:t xml:space="preserve">Why: </w:t>
       </w:r>
       <w:r>
-        <w:t>Laboratory waste is biohazardous by nature — segregating and disposing of it correctly is a statutory obligation, not a housekeeping preference.</w:t>
+        <w:t>Laboratory waste is biohazardous by nature -- segregating and disposing of it correctly is a statutory obligation, not a housekeeping preference.</w:t>
       </w:r>
     </w:p>
     <w:p>
       <w:r>
-        <w:t>1. Laboratory waste is segregated at source per the categories defined under the Bio-Medical Waste Management Rules, 2016, and disposed of through an authorised route.</w:t>
+        <w:t>Laboratory waste is segregated at source per the categories defined under the Bio-Medical Waste Management Rules, 2016, and disposed of through an authorised route.</w:t>
       </w:r>
     </w:p>
     <w:p>
       <w:r>
-        <w:t>2. Any safety incident (needlestick, spill, exposure) is reported immediately and logged, with post-exposure follow-up (e.g. source-patient screening, prophylaxis where indicated) documented. (Record 2)</w:t>
-      </w:r>
-    </w:p>
-    <w:p>
-      <w:r>
-        <w:rPr>
-          <w:b/>
-          <w:i/>
-        </w:rPr>
-        <w:t xml:space="preserve">Technical source(s) for these steps: </w:t>
-      </w:r>
-    </w:p>
-    <w:p>
-      <w:pPr>
-        <w:pStyle w:val="ListParagraph"/>
-        <w:spacing w:after="240" w:before="80"/>
-        <w:contextualSpacing w:val="0"/>
-      </w:pPr>
-      <w:r>
-        <w:t xml:space="preserve">• Ministry of Environment, Forest and Climate Change, Government of India. (2016). </w:t>
-      </w:r>
-      <w:hyperlink r:id="rId9">
-        <w:r>
-          <w:rPr>
-            <w:color w:val="0563C1"/>
-            <w:u w:val="single"/>
-          </w:rPr>
-          <w:t>Bio-Medical Waste Management Rules, 2016 (G.S.R. 343(E), 28-Mar-2016)</w:t>
-        </w:r>
-      </w:hyperlink>
-      <w:r>
-        <w:t>. Statutory requirement for segregation, handling and disposal of specimens and biomedical waste, administered by the Central Pollution Control Board.</w:t>
+        <w:t>Any safety incident -- needlestick, spill, exposure -- is reported immediately and logged, with post-exposure follow-up (source-patient screening, prophylaxis where indicated) documented.</w:t>
       </w:r>
     </w:p>
     <w:p>
@@ -405,7 +352,7 @@
         <w:pStyle w:val="Heading1"/>
       </w:pPr>
       <w:r>
-        <w:t>6. Related Documents</w:t>
+        <w:t>6. Related SOPs</w:t>
       </w:r>
     </w:p>
     <w:p>
@@ -413,7 +360,54 @@
         <w:pStyle w:val="ListParagraph"/>
       </w:pPr>
       <w:r>
-        <w:t>Policy on Laboratory and Diagnostic Services (AAC.6) — this SOP operationalises step 5.1</w:t>
+        <w:t>Policy on Laboratory and Diagnostic Services (AAC.6)</w:t>
+      </w:r>
+    </w:p>
+    <w:p>
+      <w:pPr>
+        <w:pStyle w:val="Heading1"/>
+      </w:pPr>
+      <w:r>
+        <w:t>7. Review</w:t>
+      </w:r>
+    </w:p>
+    <w:p>
+      <w:r>
+        <w:t>This SOP is reviewed at least annually by the Quality Coordinator together with the Laboratory In-Charge, and sooner after any laboratory safety incident.</w:t>
+      </w:r>
+    </w:p>
+    <w:p>
+      <w:r>
+        <w:br w:type="page"/>
+      </w:r>
+    </w:p>
+    <w:p>
+      <w:pPr>
+        <w:pStyle w:val="Heading1"/>
+      </w:pPr>
+      <w:r>
+        <w:t>Appendix — NABH Standard Cross-Reference and Evidence Basis</w:t>
+      </w:r>
+    </w:p>
+    <w:p>
+      <w:r>
+        <w:t>For the Quality Coordinator and NABH assessment use only. The reasoning and real-world triggers for each requirement are already in the body above -- this appendix adds only what the body deliberately leaves out: the exact objective-element code, how this SOP's scope is kept separate from neighbouring standards, and the verified technical source for anything cited.</w:t>
+      </w:r>
+    </w:p>
+    <w:p>
+      <w:pPr>
+        <w:pStyle w:val="Heading2"/>
+      </w:pPr>
+      <w:r>
+        <w:t>Implement PPE, biosafety practice and staff immunisation — AAC.6.a</w:t>
+      </w:r>
+    </w:p>
+    <w:p>
+      <w:r>
+        <w:rPr>
+          <w:i/>
+        </w:rPr>
+        <w:t>Verified source(s):</w:t>
       </w:r>
     </w:p>
     <w:p>
@@ -421,25 +415,80 @@
         <w:pStyle w:val="ListParagraph"/>
       </w:pPr>
       <w:r>
-        <w:t>Required Records — AAC.6.a (see AAC.6 Records folder)</w:t>
+        <w:t xml:space="preserve">• </w:t>
+      </w:r>
+      <w:r>
+        <w:t xml:space="preserve">Ministry of Environment, Forest and Climate Change, Government of India. (2016). </w:t>
+      </w:r>
+      <w:hyperlink r:id="rId9">
+        <w:r>
+          <w:rPr>
+            <w:color w:val="0563C1"/>
+            <w:u w:val="single"/>
+          </w:rPr>
+          <w:t>Bio-Medical Waste Management Rules, 2016</w:t>
+        </w:r>
+      </w:hyperlink>
+      <w:r>
+        <w:t xml:space="preserve"> (G.S.R. 343(E), 28-Mar-2016). Statutory requirement for segregation, handling and disposal of specimens and biomedical waste, administered by the Central Pollution Control Board.</w:t>
       </w:r>
     </w:p>
     <w:p>
       <w:pPr>
-        <w:pStyle w:val="Heading1"/>
+        <w:pStyle w:val="Heading2"/>
       </w:pPr>
       <w:r>
-        <w:t>7. Where This SOP's Requirements Come From (Verified Sources)</w:t>
+        <w:t>Manage biomedical waste — AAC.6.a</w:t>
+      </w:r>
+    </w:p>
+    <w:p>
+      <w:r>
+        <w:rPr>
+          <w:i/>
+        </w:rPr>
+        <w:t>Verified source(s):</w:t>
       </w:r>
     </w:p>
     <w:p>
       <w:pPr>
         <w:pStyle w:val="ListParagraph"/>
-        <w:spacing w:after="240" w:before="80"/>
-        <w:contextualSpacing w:val="0"/>
       </w:pPr>
       <w:r>
-        <w:t xml:space="preserve">• National Accreditation Board for Hospitals and Healthcare Providers. (2022). Standards for Small Healthcare Organisations (3rd ed.). </w:t>
+        <w:t xml:space="preserve">• </w:t>
+      </w:r>
+      <w:r>
+        <w:t xml:space="preserve">Ministry of Environment, Forest and Climate Change, Government of India. (2016). </w:t>
+      </w:r>
+      <w:hyperlink r:id="rId9">
+        <w:r>
+          <w:rPr>
+            <w:color w:val="0563C1"/>
+            <w:u w:val="single"/>
+          </w:rPr>
+          <w:t>Bio-Medical Waste Management Rules, 2016</w:t>
+        </w:r>
+      </w:hyperlink>
+      <w:r>
+        <w:t xml:space="preserve"> (G.S.R. 343(E), 28-Mar-2016). Statutory requirement for segregation, handling and disposal of specimens and biomedical waste, administered by the Central Pollution Control Board.</w:t>
+      </w:r>
+    </w:p>
+    <w:p>
+      <w:pPr>
+        <w:pStyle w:val="Heading2"/>
+      </w:pPr>
+      <w:r>
+        <w:t>Full reference list</w:t>
+      </w:r>
+    </w:p>
+    <w:p>
+      <w:pPr>
+        <w:pStyle w:val="ListParagraph"/>
+      </w:pPr>
+      <w:r>
+        <w:t xml:space="preserve">• </w:t>
+      </w:r>
+      <w:r>
+        <w:t xml:space="preserve">National Accreditation Board for Hospitals and Healthcare Providers. (2022). Standards for Small Healthcare Organisations (3rd ed.). </w:t>
       </w:r>
       <w:hyperlink r:id="rId10">
         <w:r>
@@ -456,15 +505,25 @@
     </w:p>
     <w:p>
       <w:pPr>
-        <w:pStyle w:val="Heading1"/>
+        <w:pStyle w:val="ListParagraph"/>
       </w:pPr>
       <w:r>
-        <w:t>8. Review</w:t>
+        <w:t xml:space="preserve">• </w:t>
       </w:r>
-    </w:p>
-    <w:p>
       <w:r>
-        <w:t>This SOP is reviewed at least annually by the Quality Coordinator together with the Laboratory In-Charge, and sooner after any laboratory safety incident.</w:t>
+        <w:t xml:space="preserve">Ministry of Environment, Forest and Climate Change, Government of India. (2016). </w:t>
+      </w:r>
+      <w:hyperlink r:id="rId9">
+        <w:r>
+          <w:rPr>
+            <w:color w:val="0563C1"/>
+            <w:u w:val="single"/>
+          </w:rPr>
+          <w:t>Bio-Medical Waste Management Rules, 2016</w:t>
+        </w:r>
+      </w:hyperlink>
+      <w:r>
+        <w:t xml:space="preserve"> (G.S.R. 343(E), 28-Mar-2016). Statutory requirement for segregation, handling and disposal of specimens and biomedical waste, administered by the Central Pollution Control Board.</w:t>
       </w:r>
     </w:p>
     <w:sectPr>

--- a/policies/build/sop_record_masters/AAC/SOP_AAC.6.a_laboratory_safety_programme.docx
+++ b/policies/build/sop_record_masters/AAC/SOP_AAC.6.a_laboratory_safety_programme.docx
@@ -208,12 +208,6 @@
     </w:p>
     <w:p>
       <w:r>
-        <w:rPr>
-          <w:i/>
-        </w:rPr>
-        <w:t xml:space="preserve">Why: </w:t>
-      </w:r>
-      <w:r>
         <w:t>so every laboratory staff member -- not just the person in charge -- follows the same safety practice.</w:t>
       </w:r>
     </w:p>
@@ -231,12 +225,6 @@
       </w:r>
     </w:p>
     <w:p>
-      <w:r>
-        <w:rPr>
-          <w:i/>
-        </w:rPr>
-        <w:t xml:space="preserve">Why: </w:t>
-      </w:r>
       <w:r>
         <w:t>a safety incident nobody reports, or an immunisation gap nobody tracks, leaves staff exposed without anyone knowing.</w:t>
       </w:r>
@@ -281,12 +269,6 @@
     </w:p>
     <w:p>
       <w:r>
-        <w:rPr>
-          <w:i/>
-        </w:rPr>
-        <w:t xml:space="preserve">Why: </w:t>
-      </w:r>
-      <w:r>
         <w:t>A laboratory where PPE use depends on individual habit, not a written programme, and where staff immunisation against occupational exposure (such as Hepatitis B) is not tracked, is one lapse away from an avoidable exposure incident.</w:t>
       </w:r>
     </w:p>
@@ -314,12 +296,6 @@
       </w:r>
     </w:p>
     <w:p>
-      <w:r>
-        <w:rPr>
-          <w:i/>
-        </w:rPr>
-        <w:t xml:space="preserve">Why: </w:t>
-      </w:r>
       <w:r>
         <w:t>Laboratory waste is biohazardous by nature -- segregating and disposing of it correctly is a statutory obligation, not a housekeeping preference.</w:t>
       </w:r>
